--- a/doc/v2/assets/templates/3.1_scc_review_template_v0.docx
+++ b/doc/v2/assets/templates/3.1_scc_review_template_v0.docx
@@ -13,7 +13,7 @@
     <w:p/>
     <w:p>
       <w:r>
-        <w:t>版本：v0-placeholder</w:t>
+        <w:t>版本：Draft v1.0</w:t>
       </w:r>
     </w:p>
     <w:p/>
